--- a/defense/docs/reviews/PREDEFENSE_PROTOCOL_RU_GOST.docx
+++ b/defense/docs/reviews/PREDEFENSE_PROTOCOL_RU_GOST.docx
@@ -84,7 +84,7 @@
           <w:sz w:val="28"/>
           <w:u w:val="none"/>
         </w:rPr>
-        <w:t>_____________ Колесникова К.В.</w:t>
+        <w:t>_____________ Колесникова К.В.</w:t>
       </w:r>
     </w:p>
     <w:p>
@@ -166,7 +166,7 @@
           <w:sz w:val="28"/>
           <w:u w:val="none"/>
         </w:rPr>
-        <w:t xml:space="preserve"> Чинибаева Т.Т. — PhD, ассоциированный профессор, заведующая кафедрой «Компьютерная инженерия».</w:t>
+        <w:t xml:space="preserve"> Чинибаева Т.Т. — PhD, ассоциированный профессор, заведующая кафедрой «Компьютерная инженерия».</w:t>
       </w:r>
     </w:p>
     <w:p>
@@ -192,7 +192,7 @@
           <w:sz w:val="28"/>
           <w:u w:val="none"/>
         </w:rPr>
-        <w:t xml:space="preserve"> Барлықбай Н.Т. — магистр, сениор-лектор кафедры «Компьютерная инженерия».</w:t>
+        <w:t xml:space="preserve"> Барлықбай Н.Т. — магистр, сениор-лектор кафедры «Компьютерная инженерия».</w:t>
       </w:r>
     </w:p>
     <w:p>
@@ -218,7 +218,7 @@
           <w:sz w:val="28"/>
           <w:u w:val="none"/>
         </w:rPr>
-        <w:t xml:space="preserve"> доктор технических наук, профессор-исследователь кафедры «Информационные системы» Найзабаева Л.К.; кандидат технических наук, ассоциированный профессор, заведующий кафедрой «Информационные системы» Быков А.А.; учёный секретарь АО «МУИТ», и.о. директора департамента по подготовке научных кадров Есмурзаева А.Б.; профессора кафедры «Компьютерная инженерия»: кандидат технических наук, профессор-исследователь Бектемысова Г.У., кандидат технических наук, директор департамента по научно-исследовательской деятельности Ипалакова М.Т., PhD Mohsin A. Farhad; ассоциированные профессора кафедры «Компьютерная инженерия»: кандидат физико-математических наук Сапакова С.З., PhD Каимов С.Т., Meer Jaro Khan; ассистент-профессора кафедры «Компьютерная инженерия»: PhD Чинибаева Т.Т., PhD Дауренбаева Н.А., PhD Мукажанов Н.К., магистр Джолдасбаев С.К., магистр Бекаулова Ж.М., магистр Козина Л.А., магистр Жакыпбеков С.Ж.; сениор-лекторы кафедры «Компьютерная инженерия», магистры: Барлықбай Н.Т., Қойшыбай С.С., Тлеуова Ғ.Н., Әкім А.М., Примжанов З., Балгабек А.А., Ембердиева А.Б., Кокенова У.К., Туржанов У.М., Маманова С.Е., Есмухамедов Н.С.; ассистенты G1, магистры: Аскербай Е., Сыдықбек Ж.Қ., Маметова Р.</w:t>
+        <w:t xml:space="preserve"> доктор технических наук, профессор, проректор по научно-исследовательской деятельности Колесникова К.В.; PhD, ассоциированный профессор, проректор по цифровизации и инновациям Дузбаев Н.Т.; доктор технических наук, профессор-исследователь кафедры «Цифровые и интеллектуальные системы» Найзабаева Л.К.; кандидат технических наук, ассоциированный профессор, заведующий кафедрой «Цифровые и интеллектуальные системы» Быков А.А.; кандидат технических наук, ассоциированный профессор Сейлова Н.А.; директор Офиса послевузовского образования Есмурзаева А.Б.; директор департамента по научно-исследовательской деятельности Ипалакова М.Т.; профессора кафедры «Компьютерная инженерия»: кандидат технических наук, профессор-исследователь Бектемысова Г.У., академик МАИН, кандидат технических наук, профессор Тынымбаев С.Т.; ассоциированные профессора кафедры «Компьютерная инженерия»: кандидат физико-математических наук Сапакова С.З., Ali Arslan; ассистент-профессора кафедры «Компьютерная инженерия»: PhD Дауренбаева Н.А., магистр Бекаулова Ж.М., магистр Козина Л.А., магистр Жакыпбеков С.Ж.; сениор-лекторы кафедры «Компьютерная инженерия», Қойшыбай С.С., Тлеуова Ғ.Н., Әкім А.М., Примжанов З., Балгабек А.А., Ембердиева А.Б., Кокенова У.К., Туржанов У.М., Маманова С.Е., Есмухамедов Н.С.; ассистенты G1: Аскербай Е., Сыдықбек Ж.Қ., Маметова Р.</w:t>
       </w:r>
     </w:p>
     <w:p>
@@ -267,7 +267,7 @@
           <w:sz w:val="28"/>
           <w:u w:val="none"/>
         </w:rPr>
-        <w:t xml:space="preserve">Обсуждение диссертационной работы PhD-докторанта кафедры «Компьютерная инженерия» факультета «Компьютерные технологии и кибербезопасность» АО «Международный университет информационных технологий» (далее — АО «МУИТ») </w:t>
+        <w:t xml:space="preserve">Обсуждение диссертационной работы PhD-докторанта кафедры «Компьютерная инженерия» факультета «Цифровые технологии, креативные индустрии и бизнес» АО «Международный университет информационных технологий» (далее — АО «МУИТ») </w:t>
       </w:r>
       <w:r>
         <w:rPr>
@@ -371,7 +371,7 @@
           <w:sz w:val="28"/>
           <w:u w:val="none"/>
         </w:rPr>
-        <w:t>Бектемысова Г.У. — кандидат технических наук, профессор-исследователь кафедры «Компьютерная инженерия».</w:t>
+        <w:t>Бектемысова Г.У. — кандидат технических наук, профессор-исследователь кафедры «Компьютерная инженерия».</w:t>
       </w:r>
     </w:p>
     <w:p>
@@ -387,7 +387,7 @@
           <w:sz w:val="28"/>
           <w:u w:val="none"/>
         </w:rPr>
-        <w:t>Чинибаева Т.Т. — PhD, ассоциированный профессор, заведующая кафедрой «Компьютерная инженерия».</w:t>
+        <w:t>Чинибаева Т.Т. — PhD, ассоциированный профессор, заведующая кафедрой «Компьютерная инженерия».</w:t>
       </w:r>
     </w:p>
     <w:p>
@@ -413,7 +413,7 @@
           <w:sz w:val="28"/>
           <w:u w:val="none"/>
         </w:rPr>
-        <w:t xml:space="preserve"> председателя расширенного заседания кафедры «Компьютерная инженерия», PhD, ассоциированного профессора, Чинибаеву Т.Т., которая ознакомила с повесткой дня, представила PhD-докторанта Есмухамедова Н.С., а также представила тему исследования «Оптикалық когерентті томографиялық кескіндерді пайдалана отырып, тереңдетіп оқыту негізінде көз торының ауруларын автоматты түрде анықтаудың ақпараттық жүйесі».</w:t>
+        <w:t xml:space="preserve"> председателя расширенного заседания кафедры «Компьютерная инженерия», PhD, ассоциированного профессора Чинибаеву Т.Т., которая ознакомила с повесткой дня, представила PhD-докторанта Есмухамедова Н.С., а также представила тему исследования «Оптикалық когерентті томографиялық кескіндерді пайдалана отырып, тереңдетіп оқыту негізінде көз торының ауруларын автоматты түрде анықтаудың ақпараттық жүйесі».</w:t>
       </w:r>
     </w:p>
     <w:p>
@@ -503,7 +503,7 @@
           <w:sz w:val="28"/>
           <w:u w:val="none"/>
         </w:rPr>
-        <w:t xml:space="preserve"> При отсутствии вопросов у присутствующих, в соответствии с повесткой дня слово предоставляется PhD-докторанту Есмухамедову Н.С. для представления результатов проведённого научного исследования.</w:t>
+        <w:t xml:space="preserve"> При отсутствии вопросов у присутствующих, в соответствии с повесткой дня слово предоставляется PhD-докторанту Есмухамедову Н.С. для представления результатов проведённого научного исследования.</w:t>
       </w:r>
     </w:p>
     <w:p>
@@ -519,7 +519,7 @@
           <w:sz w:val="28"/>
           <w:u w:val="none"/>
         </w:rPr>
-        <w:t>Был заслушан научный доклад Есмухамедова Н.С. В докладе были отмечены актуальность и практическая значимость проведённых научных исследований. Были представлены цель диссертационной работы, её основные задачи, объект и предмет исследования, методология и используемые методы, а также научная новизна, полученные результаты и основные итоги работы. Доклад был представлен в виде презентации.</w:t>
+        <w:t>Был заслушан научный доклад Есмухамедова Н.С. В докладе были отмечены актуальность и практическая значимость проведённых научных исследований. Были представлены цель диссертационной работы, её основные задачи, объект и предмет исследования, методология и используемые методы, а также научная новизна, полученные результаты и основные итоги работы. Доклад был представлен в виде презентации.</w:t>
       </w:r>
     </w:p>
     <w:p>
@@ -578,7 +578,7 @@
           <w:sz w:val="28"/>
           <w:u w:val="none"/>
         </w:rPr>
-        <w:t>Жакыпбеков С.Ж. — магистр, ассистент-профессор кафедры «Компьютерная инженерия»:</w:t>
+        <w:t>Жакыпбеков С.Ж. — магистр, ассистент-профессор кафедры «Компьютерная инженерия»:</w:t>
       </w:r>
     </w:p>
     <w:p>
@@ -674,7 +674,7 @@
           <w:sz w:val="28"/>
           <w:u w:val="none"/>
         </w:rPr>
-        <w:t>Қойшыбай С.С. — магистр, сениор-лектор кафедры «Компьютерная инженерия»:</w:t>
+        <w:t>Қойшыбай С.С. — магистр, сениор-лектор кафедры «Компьютерная инженерия»:</w:t>
       </w:r>
     </w:p>
     <w:p>
@@ -770,7 +770,7 @@
           <w:sz w:val="28"/>
           <w:u w:val="none"/>
         </w:rPr>
-        <w:t>Маманова С.Е. — магистр, сениор-лектор кафедры «Компьютерная инженерия»:</w:t>
+        <w:t>Маманова С.Е. — магистр, сениор-лектор кафедры «Компьютерная инженерия»:</w:t>
       </w:r>
     </w:p>
     <w:p>
@@ -882,7 +882,7 @@
           <w:sz w:val="28"/>
           <w:u w:val="none"/>
         </w:rPr>
-        <w:t>Есмурзаева А.Б. — учёный секретарь АО «МУИТ», и.о. директора департамента по подготовке научных кадров (высказано как предложение, а не как замечание):</w:t>
+        <w:t>Есмурзаева А.Б. — директор Офиса послевузовского образования (высказано как предложение, а не как замечание):</w:t>
       </w:r>
     </w:p>
     <w:p>
@@ -930,7 +930,7 @@
           <w:sz w:val="28"/>
           <w:u w:val="none"/>
         </w:rPr>
-        <w:t>Найзабаева Л.К. — доктор технических наук, профессор-исследователь кафедры «Информационные системы» (высказано как предложение, а не как замечание):</w:t>
+        <w:t>Найзабаева Л.К. — доктор технических наук, профессор-исследователь кафедры «Цифровые и интеллектуальные системы» (высказано как предложение, а не как замечание):</w:t>
       </w:r>
     </w:p>
     <w:p>
@@ -962,7 +962,7 @@
           <w:sz w:val="28"/>
           <w:u w:val="none"/>
         </w:rPr>
-        <w:t>Ответ Н.С. Есмухамедова: Работа в этом направлении уже ведётся. В течение недели будут получены не менее двух официальных письменных отзывов от действующих офтальмологов.</w:t>
+        <w:t>Ответ Н.С. Есмухамедова: Работа в этом направлении уже ведётся. В ближайшие сроки будут получены официальные письменные отзывы от действующих офтальмологов.</w:t>
       </w:r>
     </w:p>
     <w:p>
@@ -1022,7 +1022,7 @@
           <w:sz w:val="28"/>
           <w:u w:val="none"/>
         </w:rPr>
-        <w:t>Выступление 1-го рецензента — Бектемысова Г.У., кандидат технических наук, профессор-исследователь кафедры «Компьютерная инженерия»</w:t>
+        <w:t>Выступление 1-го рецензента — Бектемысова Г.У., кандидат технических наук, профессор-исследователь кафедры «Компьютерная инженерия»</w:t>
       </w:r>
     </w:p>
     <w:p>
@@ -1038,7 +1038,7 @@
           <w:sz w:val="28"/>
           <w:u w:val="none"/>
         </w:rPr>
-        <w:t>Диссертационная работа Есмухамедова Н.С. посвящена интеграции улучшения изображений глазного дна с классификацией на основе свёрточных нейронных сетей для автоматизированной пятиклассовой диагностики диабетической ретинопатии. Центральное положение работы состоит в том, что предобработка изображения является неотъемлемым компонентом диагностической модели, а не вспомогательной подготовкой данных: преобразование, применённое до первой свёртки, определяет доступное сети пространство признаков, а потому модель без специфицированной предобработки описана не полностью.</w:t>
+        <w:t>Диссертационная работа Есмухамедова Н.С. посвящена интеграции улучшения изображений глазного дна с классификацией на основе свёрточных нейронных сетей для автоматизированной пятиклассовой диагностики диабетической ретинопатии. Центральное положение работы состоит в том, что предобработка изображения является неотъемлемым компонентом диагностической модели, а не вспомогательной подготовкой данных: преобразование, применённое до первой свёртки, определяет доступное сети пространство признаков, а потому модель без специфицированной предобработки описана не полностью.</w:t>
       </w:r>
     </w:p>
     <w:p>
@@ -1221,7 +1221,7 @@
           <w:sz w:val="28"/>
           <w:u w:val="none"/>
         </w:rPr>
-        <w:t>Выступление 2-го рецензента — Чинибаева Т.Т., PhD, ассоциированный профессор, заведующая кафедрой «Компьютерная инженерия»</w:t>
+        <w:t>Выступление 2-го рецензента — Чинибаева Т.Т., PhD, ассоциированный профессор, заведующая кафедрой «Компьютерная инженерия»</w:t>
       </w:r>
     </w:p>
     <w:p>
@@ -1498,7 +1498,7 @@
           <w:sz w:val="28"/>
           <w:u w:val="none"/>
         </w:rPr>
-        <w:t xml:space="preserve"> Уважаемые коллеги, подведём итоги обсуждения. Работа посвящена интеграции улучшения изображений глазного дна с классификацией на основе свёрточных нейронных сетей для автоматизированной пятиклассовой диагностики диабетической ретинопатии. Предобработка специфицирована как неотъемлемый компонент диагностической модели, а не как подготовка данных, и её эффект проверен в контролируемом сопоставлении с эквивалентной базовой конфигурацией. Основное внимание уделено формализации восьмиэтапного конвейера, факторной проверке доминирования, компонентной абляции, прямому измерению сокращения доменного сдвига и внешней оценке на восьми корпусах и камерах четырёх производителей. Кафедра поддерживает Есмухамедова Н.С. и рекомендует его диссертационную работу к публичной защите в диссертационном совете АО «МУИТ». Далее слово предоставляется научным консультантам докторанта.</w:t>
+        <w:t xml:space="preserve"> Уважаемые коллеги, подведём итоги обсуждения. Работа посвящена интеграции улучшения изображений глазного дна с классификацией на основе свёрточных нейронных сетей для автоматизированной пятиклассовой диагностики диабетической ретинопатии. Предобработка специфицирована как неотъемлемый компонент диагностической модели, а не как подготовка данных, и её эффект проверен в контролируемом сопоставлении с эквивалентной базовой конфигурацией. Основное внимание уделено формализации восьмиэтапного конвейера, факторной проверке доминирования, компонентной абляции, прямому измерению сокращения доменного сдвига и внешней оценке на восьми корпусах и камерах четырёх производителей. Кафедра поддерживает Есмухамедова Н.С. и рекомендует его диссертационную работу к публичной защите в диссертационном совете АО «МУИТ». Далее слово предоставляется научным консультантам докторанта.</w:t>
       </w:r>
     </w:p>
     <w:p>
@@ -1589,7 +1589,7 @@
           <w:sz w:val="28"/>
           <w:u w:val="none"/>
         </w:rPr>
-        <w:t>Отмечу дисциплину исследования: критерий приёмки каждой гипотезы фиксировался до проверявшего её эксперимента, границы применимости заявлены прямо, а отрицательный результат по стратегии предобучения приведён в тексте, а не изъят из него. Диссертация Есмухамедова Н.С. выполнена на хорошем научном и методическом уровне, обладает научной новизной и практической значимостью. Считаю, что диссертационная работа соответствует предъявляемым требованиям, а её автор заслуживает рекомендации к защите в диссертационном совете.</w:t>
+        <w:t>Отмечу дисциплину исследования: критерий приёмки каждой гипотезы фиксировался до проверявшего её эксперимента, границы применимости заявлены прямо, а отрицательный результат по стратегии предобучения приведён в тексте, а не изъят из него. Диссертация Есмухамедова Н.С. выполнена на хорошем научном и методическом уровне, обладает научной новизной и практической значимостью. Считаю, что диссертационная работа соответствует предъявляемым требованиям, а её автор заслуживает рекомендации к защите в диссертационном совете.</w:t>
       </w:r>
     </w:p>
     <w:p>
@@ -1754,7 +1754,7 @@
           <w:sz w:val="28"/>
           <w:u w:val="none"/>
         </w:rPr>
-        <w:t>Расширенное заседание кафедры, рассмотрев и обсудив диссертационную работу докторанта кафедры «Компьютерная инженерия» факультета «Компьютерные технологии и кибербезопасность» Есмухамедова Нурмаганбета Сейткалиулы на тему «Оптикалық когерентті томографиялық кескіндерді пайдалана отырып, тереңдетіп оқыту негізінде көз торының ауруларын автоматты түрде анықтаудың ақпараттық жүйесі», приняло следующее</w:t>
+        <w:t>Расширенное заседание кафедры, рассмотрев и обсудив диссертационную работу докторанта кафедры «Компьютерная инженерия» факультета «Цифровые технологии, креативные индустрии и бизнес» Есмухамедова Нурмаганбета Сейткалиулы на тему «Оптикалық когерентті томографиялық кескіндерді пайдалана отырып, тереңдетіп оқыту негізінде көз торының ауруларын автоматты түрде анықтаудың ақпараттық жүйесі», приняло следующее</w:t>
       </w:r>
     </w:p>
     <w:p>
@@ -2687,7 +2687,7 @@
           <w:sz w:val="28"/>
           <w:u w:val="none"/>
         </w:rPr>
-        <w:t xml:space="preserve"> Диссертация Есмухамедова Н.С. на соискание степени доктора философии (PhD) на тему «Оптикалық когерентті томографиялық кескіндерді пайдалана отырып, тереңдетіп оқыту негізінде көз торының ауруларын автоматты түрде анықтаудың ақпараттық жүйесі» соответствует ОП 8D06102 — «Компьютерная и программная инженерия».</w:t>
+        <w:t xml:space="preserve"> Диссертация Есмухамедова Н.С. на соискание степени доктора философии (PhD) на тему «Оптикалық когерентті томографиялық кескіндерді пайдалана отырып, тереңдетіп оқыту негізінде көз торының ауруларын автоматты түрде анықтаудың ақпараттық жүйесі» соответствует ОП 8D06102 — «Компьютерная и программная инженерия».</w:t>
       </w:r>
     </w:p>
     <w:p>
@@ -2713,7 +2713,7 @@
           <w:sz w:val="28"/>
           <w:u w:val="none"/>
         </w:rPr>
-        <w:t xml:space="preserve"> Диссертационная работа Есмухамедова Н.С. на тему «Оптикалық когерентті томографиялық кескіндерді пайдалана отырып, тереңдетіп оқыту негізінде көз торының ауруларын автоматты түрде анықтаудың ақпараттық жүйесі», представленная на соискание степени доктора философии (PhD), соответствует требованиям «Правил присуждения учёных степеней» комитета по обеспечению качества в сфере науки и высшего образования МНВО РК.</w:t>
+        <w:t xml:space="preserve"> Диссертационная работа Есмухамедова Н.С. на тему «Оптикалық когерентті томографиялық кескіндерді пайдалана отырып, тереңдетіп оқыту негізінде көз торының ауруларын автоматты түрде анықтаудың ақпараттық жүйесі», представленная на соискание степени доктора философии (PhD), соответствует требованиям «Правил присуждения учёных степеней» комитета по обеспечению качества в сфере науки и высшего образования МНВО РК.</w:t>
       </w:r>
     </w:p>
     <w:p>
@@ -2764,7 +2764,7 @@
         </w:rPr>
         <w:t>1.</w:t>
         <w:tab/>
-        <w:t>Утвердить итоги расширенного заседания кафедры «Компьютерная инженерия» от 26.08.2026 года по рассмотрению результатов диссертационной работы Есмухамедова Н.С. на тему «Оптикалық когерентті томографиялық кескіндерді пайдалана отырып, тереңдетіп оқыту негізінде көз торының ауруларын автоматты түрде анықтаудың ақпараттық жүйесі».</w:t>
+        <w:t>Утвердить итоги расширенного заседания кафедры «Компьютерная инженерия» от 26.08.2026 года по рассмотрению результатов диссертационной работы Есмухамедова Н.С. на тему «Оптикалық когерентті томографиялық кескіндерді пайдалана отырып, тереңдетіп оқыту негізінде көз торының ауруларын автоматты түрде анықтаудың ақпараттық жүйесі».</w:t>
       </w:r>
     </w:p>
     <w:p>
@@ -2782,7 +2782,7 @@
         </w:rPr>
         <w:t>2.</w:t>
         <w:tab/>
-        <w:t>Рекомендовать к защите диссертационную работу Есмухамедова Н.С. на тему «Оптикалық когерентті томографиялық кескіндерді пайдалана отырып, тереңдетіп оқыту негізінде көз торының ауруларын автоматты түрде анықтаудың ақпараттық жүйесі» по образовательной программе 8D06102 — «Компьютерная и программная инженерия» в диссертационном совете АО «МУИТ».</w:t>
+        <w:t>Рекомендовать к защите диссертационную работу Есмухамедова Н.С. на тему «Оптикалық когерентті томографиялық кескіндерді пайдалана отырып, тереңдетіп оқыту негізінде көз торының ауруларын автоматты түрде анықтаудың ақпараттық жүйесі» по образовательной программе 8D06102 — «Компьютерная и программная инженерия» в диссертационном совете АО «МУИТ».</w:t>
       </w:r>
     </w:p>
     <w:p>
@@ -2819,7 +2819,7 @@
       <w:tr>
         <w:tc>
           <w:tcPr>
-            <w:tcW w:type="dxa" w:w="5975"/>
+            <w:tcW w:type="dxa" w:w="4819"/>
           </w:tcPr>
           <w:p>
             <w:pPr>
@@ -2842,7 +2842,7 @@
         </w:tc>
         <w:tc>
           <w:tcPr>
-            <w:tcW w:type="dxa" w:w="3662"/>
+            <w:tcW w:type="dxa" w:w="4819"/>
           </w:tcPr>
           <w:p>
             <w:pPr>
@@ -2859,7 +2859,7 @@
                 <w:sz w:val="28"/>
                 <w:u w:val="none"/>
               </w:rPr>
-              <w:t>____________ Чинибаева Т.Т.</w:t>
+              <w:t>____________ Чинибаева Т.Т.</w:t>
             </w:r>
           </w:p>
         </w:tc>
@@ -2867,7 +2867,7 @@
       <w:tr>
         <w:tc>
           <w:tcPr>
-            <w:tcW w:type="dxa" w:w="5975"/>
+            <w:tcW w:type="dxa" w:w="4819"/>
           </w:tcPr>
           <w:p>
             <w:pPr>
@@ -2880,7 +2880,7 @@
         </w:tc>
         <w:tc>
           <w:tcPr>
-            <w:tcW w:type="dxa" w:w="3662"/>
+            <w:tcW w:type="dxa" w:w="4819"/>
           </w:tcPr>
           <w:p>
             <w:pPr>
@@ -2895,7 +2895,7 @@
       <w:tr>
         <w:tc>
           <w:tcPr>
-            <w:tcW w:type="dxa" w:w="5975"/>
+            <w:tcW w:type="dxa" w:w="4819"/>
           </w:tcPr>
           <w:p>
             <w:pPr>
@@ -2918,7 +2918,7 @@
         </w:tc>
         <w:tc>
           <w:tcPr>
-            <w:tcW w:type="dxa" w:w="3662"/>
+            <w:tcW w:type="dxa" w:w="4819"/>
           </w:tcPr>
           <w:p>
             <w:pPr>
@@ -2935,13 +2935,22 @@
                 <w:sz w:val="28"/>
                 <w:u w:val="none"/>
               </w:rPr>
-              <w:t>____________ Барлықбай Н.Т.</w:t>
+              <w:t>____________ Барлықбай Н.Т.</w:t>
             </w:r>
           </w:p>
         </w:tc>
       </w:tr>
     </w:tbl>
-    <w:p/>
+    <w:p>
+      <w:pPr>
+        <w:spacing w:before="0" w:after="0" w:line="20" w:lineRule="exact"/>
+      </w:pPr>
+      <w:r>
+        <w:rPr>
+          <w:sz w:val="2"/>
+        </w:rPr>
+      </w:r>
+    </w:p>
     <w:sectPr>
       <w:footerReference w:type="default" r:id="rId9"/>
       <w:footerReference w:type="first" r:id="rId10"/>
